--- a/一级分析报告/kimi/20260527_月之暗面.docx
+++ b/一级分析报告/kimi/20260527_月之暗面.docx
@@ -11,21 +11,442 @@
           <w:szCs w:val="24"/>
         </w:rPr>
       </w:pPr>
+    </w:p>
+    <w:p>
+      <w:pPr>
+        <w:pStyle w:val="1"/>
+        <w:rPr>
+          <w:rFonts w:ascii="楷体" w:eastAsia="楷体" w:hAnsi="楷体"/>
+          <w:sz w:val="24"/>
+          <w:szCs w:val="24"/>
+        </w:rPr>
+      </w:pPr>
       <w:r>
         <w:rPr>
           <w:rFonts w:ascii="楷体" w:eastAsia="楷体" w:hAnsi="楷体" w:hint="eastAsia"/>
           <w:sz w:val="24"/>
           <w:szCs w:val="24"/>
         </w:rPr>
-        <w:t>1.</w:t>
-      </w:r>
+        <w:t>主营业务</w:t>
+      </w:r>
+    </w:p>
+    <w:p>
+      <w:pPr>
+        <w:tabs>
+          <w:tab w:val="left" w:pos="1252"/>
+        </w:tabs>
+      </w:pPr>
+      <w:r>
+        <w:rPr>
+          <w:rFonts w:hint="eastAsia"/>
+        </w:rPr>
+        <w:t>以长文本模型为主</w:t>
+      </w:r>
+      <w:r>
+        <w:rPr>
+          <w:rFonts w:hint="eastAsia"/>
+        </w:rPr>
+        <w:t>（杨植麟本人是NLP起家，且本身就是NLP大牛）</w:t>
+      </w:r>
+    </w:p>
+    <w:p>
+      <w:pPr>
+        <w:tabs>
+          <w:tab w:val="left" w:pos="1252"/>
+        </w:tabs>
+      </w:pPr>
+      <w:r>
+        <w:rPr>
+          <w:noProof/>
+        </w:rPr>
+        <w:drawing>
+          <wp:inline distT="0" distB="0" distL="0" distR="0" wp14:anchorId="1CA9F765" wp14:editId="231A2A6C">
+            <wp:extent cx="5274310" cy="2595880"/>
+            <wp:effectExtent l="0" t="0" r="2540" b="0"/>
+            <wp:docPr id="844208855" name="图片 1"/>
+            <wp:cNvGraphicFramePr>
+              <a:graphicFrameLocks xmlns:a="http://schemas.openxmlformats.org/drawingml/2006/main" noChangeAspect="1"/>
+            </wp:cNvGraphicFramePr>
+            <a:graphic xmlns:a="http://schemas.openxmlformats.org/drawingml/2006/main">
+              <a:graphicData uri="http://schemas.openxmlformats.org/drawingml/2006/picture">
+                <pic:pic xmlns:pic="http://schemas.openxmlformats.org/drawingml/2006/picture">
+                  <pic:nvPicPr>
+                    <pic:cNvPr id="844208855" name=""/>
+                    <pic:cNvPicPr/>
+                  </pic:nvPicPr>
+                  <pic:blipFill>
+                    <a:blip r:embed="rId7"/>
+                    <a:stretch>
+                      <a:fillRect/>
+                    </a:stretch>
+                  </pic:blipFill>
+                  <pic:spPr>
+                    <a:xfrm>
+                      <a:off x="0" y="0"/>
+                      <a:ext cx="5274310" cy="2595880"/>
+                    </a:xfrm>
+                    <a:prstGeom prst="rect">
+                      <a:avLst/>
+                    </a:prstGeom>
+                  </pic:spPr>
+                </pic:pic>
+              </a:graphicData>
+            </a:graphic>
+          </wp:inline>
+        </w:drawing>
+      </w:r>
+    </w:p>
+    <w:p>
+      <w:pPr>
+        <w:tabs>
+          <w:tab w:val="left" w:pos="1252"/>
+        </w:tabs>
+      </w:pPr>
+      <w:r>
+        <w:rPr>
+          <w:rFonts w:hint="eastAsia"/>
+        </w:rPr>
+        <w:t>最终目的应该也是AGI，但是</w:t>
+      </w:r>
+      <w:proofErr w:type="gramStart"/>
+      <w:r>
+        <w:rPr>
+          <w:rFonts w:hint="eastAsia"/>
+        </w:rPr>
+        <w:t>是</w:t>
+      </w:r>
+      <w:proofErr w:type="gramEnd"/>
+      <w:r>
+        <w:rPr>
+          <w:rFonts w:hint="eastAsia"/>
+        </w:rPr>
+        <w:t>从NLP这一侧去切入。</w:t>
+      </w:r>
+    </w:p>
+    <w:p>
+      <w:pPr>
+        <w:tabs>
+          <w:tab w:val="left" w:pos="1252"/>
+        </w:tabs>
+        <w:rPr>
+          <w:rFonts w:hint="eastAsia"/>
+        </w:rPr>
+      </w:pPr>
+    </w:p>
+    <w:p>
+      <w:pPr>
+        <w:pStyle w:val="1"/>
+        <w:rPr>
+          <w:rFonts w:ascii="楷体" w:eastAsia="楷体" w:hAnsi="楷体"/>
+          <w:sz w:val="24"/>
+          <w:szCs w:val="24"/>
+        </w:rPr>
+      </w:pPr>
       <w:r>
         <w:rPr>
           <w:rFonts w:ascii="楷体" w:eastAsia="楷体" w:hAnsi="楷体" w:hint="eastAsia"/>
           <w:sz w:val="24"/>
           <w:szCs w:val="24"/>
         </w:rPr>
-        <w:t>主营业务</w:t>
+        <w:t>主要产品</w:t>
+      </w:r>
+    </w:p>
+    <w:p>
+      <w:r>
+        <w:rPr>
+          <w:rFonts w:hint="eastAsia"/>
+        </w:rPr>
+        <w:t>产品理念</w:t>
+      </w:r>
+    </w:p>
+    <w:p>
+      <w:r>
+        <w:rPr>
+          <w:rFonts w:hint="eastAsia"/>
+        </w:rPr>
+        <w:t>主要分为普通聊天和智能体两大块，但是其长文本能力贯穿整个业务。</w:t>
+      </w:r>
+    </w:p>
+    <w:p>
+      <w:pPr>
+        <w:rPr>
+          <w:rFonts w:hint="eastAsia"/>
+        </w:rPr>
+      </w:pPr>
+      <w:r>
+        <w:rPr>
+          <w:rFonts w:hint="eastAsia"/>
+        </w:rPr>
+        <w:t>普通聊天以不使用Agent模块的聊天为主。本身也是GPT问世以来，大模型最主要的形态之一。</w:t>
+      </w:r>
+    </w:p>
+    <w:p>
+      <w:pPr>
+        <w:rPr>
+          <w:rFonts w:hint="eastAsia"/>
+        </w:rPr>
+      </w:pPr>
+      <w:r>
+        <w:rPr>
+          <w:rFonts w:hint="eastAsia"/>
+        </w:rPr>
+        <w:t>产品形态</w:t>
+      </w:r>
+    </w:p>
+    <w:p>
+      <w:proofErr w:type="spellStart"/>
+      <w:r>
+        <w:rPr>
+          <w:rFonts w:hint="eastAsia"/>
+        </w:rPr>
+        <w:t>Chatbox</w:t>
+      </w:r>
+      <w:proofErr w:type="spellEnd"/>
+      <w:r>
+        <w:rPr>
+          <w:rFonts w:hint="eastAsia"/>
+        </w:rPr>
+        <w:t>：聊天盒子本身是</w:t>
+      </w:r>
+      <w:proofErr w:type="spellStart"/>
+      <w:r>
+        <w:rPr>
+          <w:rFonts w:hint="eastAsia"/>
+        </w:rPr>
+        <w:t>kimi</w:t>
+      </w:r>
+      <w:proofErr w:type="spellEnd"/>
+      <w:r>
+        <w:rPr>
+          <w:rFonts w:hint="eastAsia"/>
+        </w:rPr>
+        <w:t>最早发展的业务，目前整体上看是处于行业领先的探索地位。仅就</w:t>
+      </w:r>
+      <w:proofErr w:type="spellStart"/>
+      <w:r>
+        <w:rPr>
+          <w:rFonts w:hint="eastAsia"/>
+        </w:rPr>
+        <w:t>ChatBox</w:t>
+      </w:r>
+      <w:proofErr w:type="spellEnd"/>
+      <w:r>
+        <w:rPr>
+          <w:rFonts w:hint="eastAsia"/>
+        </w:rPr>
+        <w:t>和Agent融合，以及A</w:t>
+      </w:r>
+      <w:r>
+        <w:rPr>
+          <w:rFonts w:hint="eastAsia"/>
+        </w:rPr>
+        <w:t>gent的实用话上，</w:t>
+      </w:r>
+      <w:proofErr w:type="spellStart"/>
+      <w:r>
+        <w:rPr>
+          <w:rFonts w:hint="eastAsia"/>
+        </w:rPr>
+        <w:t>kimi</w:t>
+      </w:r>
+      <w:proofErr w:type="spellEnd"/>
+      <w:r>
+        <w:rPr>
+          <w:rFonts w:hint="eastAsia"/>
+        </w:rPr>
+        <w:t>都是走得最远的一个。</w:t>
+      </w:r>
+      <w:r>
+        <w:rPr>
+          <w:rFonts w:hint="eastAsia"/>
+        </w:rPr>
+        <w:t>而且</w:t>
+      </w:r>
+      <w:proofErr w:type="spellStart"/>
+      <w:r>
+        <w:rPr>
+          <w:rFonts w:hint="eastAsia"/>
+        </w:rPr>
+        <w:t>kimi</w:t>
+      </w:r>
+      <w:proofErr w:type="spellEnd"/>
+      <w:r>
+        <w:rPr>
+          <w:rFonts w:hint="eastAsia"/>
+        </w:rPr>
+        <w:t>的</w:t>
+      </w:r>
+      <w:proofErr w:type="spellStart"/>
+      <w:r>
+        <w:rPr>
+          <w:rFonts w:hint="eastAsia"/>
+        </w:rPr>
+        <w:t>Chatbox</w:t>
+      </w:r>
+      <w:proofErr w:type="spellEnd"/>
+      <w:r>
+        <w:rPr>
+          <w:rFonts w:hint="eastAsia"/>
+        </w:rPr>
+        <w:t>不打价格战，和豆包不同，而与Anthropic非常相似，</w:t>
+      </w:r>
+      <w:r>
+        <w:rPr>
+          <w:rFonts w:hint="eastAsia"/>
+        </w:rPr>
+        <w:t>其基础的会话都是需要付费才能使用，换言之，不参与价格战，也不搞压价竞争。从付费的时间线上也是国内最早进行志愿付费测试的大模型企业。</w:t>
+      </w:r>
+    </w:p>
+    <w:p>
+      <w:pPr>
+        <w:rPr>
+          <w:rFonts w:hint="eastAsia"/>
+        </w:rPr>
+      </w:pPr>
+      <w:r>
+        <w:rPr>
+          <w:rFonts w:hint="eastAsia"/>
+        </w:rPr>
+        <w:t>目前</w:t>
+      </w:r>
+      <w:proofErr w:type="spellStart"/>
+      <w:r>
+        <w:rPr>
+          <w:rFonts w:hint="eastAsia"/>
+        </w:rPr>
+        <w:t>kimi</w:t>
+      </w:r>
+      <w:proofErr w:type="spellEnd"/>
+      <w:r>
+        <w:rPr>
+          <w:rFonts w:hint="eastAsia"/>
+        </w:rPr>
+        <w:t>的</w:t>
+      </w:r>
+      <w:proofErr w:type="spellStart"/>
+      <w:r>
+        <w:rPr>
+          <w:rFonts w:hint="eastAsia"/>
+        </w:rPr>
+        <w:t>ChatBox</w:t>
+      </w:r>
+      <w:proofErr w:type="spellEnd"/>
+      <w:r>
+        <w:rPr>
+          <w:rFonts w:hint="eastAsia"/>
+        </w:rPr>
+        <w:t>本身就集成了多个数据库，其于同花顺，yahoo</w:t>
+      </w:r>
+      <w:r>
+        <w:rPr>
+          <w:rFonts w:hint="eastAsia"/>
+        </w:rPr>
+        <w:t xml:space="preserve"> </w:t>
+      </w:r>
+      <w:r>
+        <w:rPr>
+          <w:rFonts w:hint="eastAsia"/>
+        </w:rPr>
+        <w:t>finance</w:t>
+      </w:r>
+      <w:r>
+        <w:rPr>
+          <w:rFonts w:hint="eastAsia"/>
+        </w:rPr>
+        <w:t>，天眼查，世界银行等。</w:t>
+      </w:r>
+      <w:r>
+        <w:rPr>
+          <w:rFonts w:hint="eastAsia"/>
+        </w:rPr>
+        <w:t>等达成合作，</w:t>
+      </w:r>
+    </w:p>
+    <w:p>
+      <w:pPr>
+        <w:rPr>
+          <w:rFonts w:hint="eastAsia"/>
+        </w:rPr>
+      </w:pPr>
+      <w:r>
+        <w:rPr>
+          <w:rFonts w:hint="eastAsia"/>
+        </w:rPr>
+        <w:lastRenderedPageBreak/>
+        <w:t>Cli工具</w:t>
+      </w:r>
+      <w:r>
+        <w:rPr>
+          <w:rFonts w:hint="eastAsia"/>
+        </w:rPr>
+        <w:t>：跟进最快的一个，25末26初，</w:t>
+      </w:r>
+      <w:proofErr w:type="spellStart"/>
+      <w:r>
+        <w:rPr>
+          <w:rFonts w:hint="eastAsia"/>
+        </w:rPr>
+        <w:t>claude</w:t>
+      </w:r>
+      <w:proofErr w:type="spellEnd"/>
+      <w:r>
+        <w:rPr>
+          <w:rFonts w:hint="eastAsia"/>
+        </w:rPr>
+        <w:t xml:space="preserve"> code和open code大火之后，</w:t>
+      </w:r>
+      <w:proofErr w:type="spellStart"/>
+      <w:r>
+        <w:rPr>
+          <w:rFonts w:hint="eastAsia"/>
+        </w:rPr>
+        <w:t>kimi</w:t>
+      </w:r>
+      <w:proofErr w:type="spellEnd"/>
+      <w:r>
+        <w:rPr>
+          <w:rFonts w:hint="eastAsia"/>
+        </w:rPr>
+        <w:t xml:space="preserve">是第一个跟进cli工具的，推出了自己的cli </w:t>
+      </w:r>
+      <w:proofErr w:type="spellStart"/>
+      <w:r>
+        <w:rPr>
+          <w:rFonts w:hint="eastAsia"/>
+        </w:rPr>
+        <w:t>kimi</w:t>
+      </w:r>
+      <w:proofErr w:type="spellEnd"/>
+      <w:r>
+        <w:rPr>
+          <w:rFonts w:hint="eastAsia"/>
+        </w:rPr>
+        <w:t xml:space="preserve"> code。非常好用，而且上下文设置</w:t>
+      </w:r>
+      <w:r>
+        <w:rPr>
+          <w:rFonts w:hint="eastAsia"/>
+        </w:rPr>
+        <w:t>优化措施做得很好，完全不像100K的上下文。</w:t>
+      </w:r>
+    </w:p>
+    <w:p>
+      <w:pPr>
+        <w:rPr>
+          <w:rFonts w:hint="eastAsia"/>
+        </w:rPr>
+      </w:pPr>
+      <w:r>
+        <w:rPr>
+          <w:rFonts w:hint="eastAsia"/>
+        </w:rPr>
+        <w:t>Claw类代理</w:t>
+      </w:r>
+      <w:r>
+        <w:rPr>
+          <w:rFonts w:hint="eastAsia"/>
+        </w:rPr>
+        <w:t>：稍显平庸，不做评价</w:t>
       </w:r>
     </w:p>
     <w:p>
@@ -43,16 +464,220 @@
           <w:sz w:val="24"/>
           <w:szCs w:val="24"/>
         </w:rPr>
-        <w:t>2.</w:t>
-      </w:r>
+        <w:t>行业情况</w:t>
+      </w:r>
+    </w:p>
+    <w:p>
+      <w:r>
+        <w:rPr>
+          <w:rFonts w:hint="eastAsia"/>
+        </w:rPr>
+        <w:t>从市场</w:t>
+      </w:r>
+      <w:r>
+        <w:rPr>
+          <w:rFonts w:hint="eastAsia"/>
+        </w:rPr>
+        <w:t>观察</w:t>
+      </w:r>
+      <w:r>
+        <w:rPr>
+          <w:rFonts w:hint="eastAsia"/>
+        </w:rPr>
+        <w:t>上，</w:t>
+      </w:r>
+      <w:r>
+        <w:t>当前大模型行业正处在从"技术突破"向"商业落地"全面转型的关键阶段。行业关注的焦点，已从单纯的模型参数竞赛，转向了更实际的应用价值与商业回报。</w:t>
+      </w:r>
+      <w:r>
+        <w:rPr>
+          <w:rFonts w:hint="eastAsia"/>
+        </w:rPr>
+        <w:t>投资者更希望看到大模型企业的技术业务落地为可持续盈利的商业闭环。</w:t>
+      </w:r>
+    </w:p>
+    <w:p>
+      <w:pPr>
+        <w:rPr>
+          <w:rFonts w:hint="eastAsia"/>
+        </w:rPr>
+      </w:pPr>
+      <w:r>
+        <w:rPr>
+          <w:rFonts w:hint="eastAsia"/>
+          <w:noProof/>
+        </w:rPr>
+        <w:drawing>
+          <wp:inline distT="0" distB="0" distL="0" distR="0" wp14:anchorId="470E093E" wp14:editId="711C0B2A">
+            <wp:extent cx="5274310" cy="3307080"/>
+            <wp:effectExtent l="0" t="0" r="2540" b="7620"/>
+            <wp:docPr id="1926569663" name="图片 1"/>
+            <wp:cNvGraphicFramePr>
+              <a:graphicFrameLocks xmlns:a="http://schemas.openxmlformats.org/drawingml/2006/main" noChangeAspect="1"/>
+            </wp:cNvGraphicFramePr>
+            <a:graphic xmlns:a="http://schemas.openxmlformats.org/drawingml/2006/main">
+              <a:graphicData uri="http://schemas.openxmlformats.org/drawingml/2006/picture">
+                <pic:pic xmlns:pic="http://schemas.openxmlformats.org/drawingml/2006/picture">
+                  <pic:nvPicPr>
+                    <pic:cNvPr id="0" name="Picture 1"/>
+                    <pic:cNvPicPr>
+                      <a:picLocks noChangeAspect="1" noChangeArrowheads="1"/>
+                    </pic:cNvPicPr>
+                  </pic:nvPicPr>
+                  <pic:blipFill>
+                    <a:blip r:embed="rId8">
+                      <a:extLst>
+                        <a:ext uri="{28A0092B-C50C-407E-A947-70E740481C1C}">
+                          <a14:useLocalDpi xmlns:a14="http://schemas.microsoft.com/office/drawing/2010/main" val="0"/>
+                        </a:ext>
+                      </a:extLst>
+                    </a:blip>
+                    <a:srcRect/>
+                    <a:stretch>
+                      <a:fillRect/>
+                    </a:stretch>
+                  </pic:blipFill>
+                  <pic:spPr bwMode="auto">
+                    <a:xfrm>
+                      <a:off x="0" y="0"/>
+                      <a:ext cx="5274310" cy="3307080"/>
+                    </a:xfrm>
+                    <a:prstGeom prst="rect">
+                      <a:avLst/>
+                    </a:prstGeom>
+                    <a:noFill/>
+                    <a:ln>
+                      <a:noFill/>
+                    </a:ln>
+                  </pic:spPr>
+                </pic:pic>
+              </a:graphicData>
+            </a:graphic>
+          </wp:inline>
+        </w:drawing>
+      </w:r>
+    </w:p>
+    <w:p>
+      <w:r>
+        <w:rPr>
+          <w:rFonts w:hint="eastAsia"/>
+        </w:rPr>
+        <w:t>从技术演进上，</w:t>
+      </w:r>
+      <w:r>
+        <w:rPr>
+          <w:rFonts w:hint="eastAsia"/>
+        </w:rPr>
+        <w:t>大模型的技术升级已经不再单纯地满足于参数的不断增长（巨大参数规模的模型本身也有短板），架构效率越来越受到重视（比如</w:t>
+      </w:r>
+      <w:proofErr w:type="spellStart"/>
+      <w:r>
+        <w:rPr>
+          <w:rFonts w:hint="eastAsia"/>
+        </w:rPr>
+        <w:t>MoE</w:t>
+      </w:r>
+      <w:proofErr w:type="spellEnd"/>
+      <w:r>
+        <w:rPr>
+          <w:rFonts w:hint="eastAsia"/>
+        </w:rPr>
+        <w:t xml:space="preserve"> model of expert结构）。推理成本和效率的双向优化成为发展重点之一。同时，今年也是大模型由对话转向执行的元年，</w:t>
+      </w:r>
+      <w:r>
+        <w:rPr>
+          <w:rFonts w:hint="eastAsia"/>
+        </w:rPr>
+        <w:t>Agent从Lab里走到台前，成为今年大模型的价值核心之一</w:t>
+      </w:r>
+      <w:r>
+        <w:rPr>
+          <w:rFonts w:hint="eastAsia"/>
+        </w:rPr>
+        <w:t>，大模型的能力正在从</w:t>
+      </w:r>
+      <w:r>
+        <w:rPr>
+          <w:rFonts w:hint="eastAsia"/>
+        </w:rPr>
+        <w:t>生成答案，向拆解需求，调用工具，自主决策，系统操作迭代。</w:t>
+      </w:r>
+    </w:p>
+    <w:p>
+      <w:pPr>
+        <w:rPr>
+          <w:rFonts w:hint="eastAsia"/>
+        </w:rPr>
+      </w:pPr>
+    </w:p>
+    <w:p>
+      <w:pPr>
+        <w:rPr>
+          <w:rFonts w:hint="eastAsia"/>
+        </w:rPr>
+      </w:pPr>
+    </w:p>
+    <w:p>
+      <w:pPr>
+        <w:pStyle w:val="1"/>
+        <w:rPr>
+          <w:rFonts w:ascii="楷体" w:eastAsia="楷体" w:hAnsi="楷体"/>
+          <w:sz w:val="24"/>
+          <w:szCs w:val="24"/>
+        </w:rPr>
+      </w:pPr>
       <w:r>
         <w:rPr>
           <w:rFonts w:ascii="楷体" w:eastAsia="楷体" w:hAnsi="楷体" w:hint="eastAsia"/>
           <w:sz w:val="24"/>
           <w:szCs w:val="24"/>
         </w:rPr>
-        <w:t>主要产品</w:t>
-      </w:r>
+        <w:t>核心</w:t>
+      </w:r>
+      <w:r>
+        <w:rPr>
+          <w:rFonts w:ascii="楷体" w:eastAsia="楷体" w:hAnsi="楷体" w:hint="eastAsia"/>
+          <w:sz w:val="24"/>
+          <w:szCs w:val="24"/>
+        </w:rPr>
+        <w:t>亮</w:t>
+      </w:r>
+      <w:r>
+        <w:rPr>
+          <w:rFonts w:ascii="楷体" w:eastAsia="楷体" w:hAnsi="楷体" w:hint="eastAsia"/>
+          <w:sz w:val="24"/>
+          <w:szCs w:val="24"/>
+        </w:rPr>
+        <w:t>点</w:t>
+      </w:r>
+    </w:p>
+    <w:p>
+      <w:r>
+        <w:rPr>
+          <w:rFonts w:hint="eastAsia"/>
+        </w:rPr>
+        <w:t>全球首个实现2M上下文的大模型，行业首创，办公+coding领域进取心强烈</w:t>
+      </w:r>
+      <w:r>
+        <w:rPr>
+          <w:rFonts w:hint="eastAsia"/>
+        </w:rPr>
+        <w:t>。相较其他大模型，</w:t>
+      </w:r>
+      <w:r>
+        <w:t>核心区别不是"模型更强"，而是"架构原生为长上下文和 Agent 设计"。</w:t>
+      </w:r>
+      <w:r>
+        <w:lastRenderedPageBreak/>
+        <w:t>其他厂商是在通用模型上加长文本功能，Kimi 是从底层重构了模型以支持超长上下文，并围绕这个能力构建了 Agent 产品形态。</w:t>
+      </w:r>
+    </w:p>
+    <w:p>
+      <w:pPr>
+        <w:rPr>
+          <w:rFonts w:hint="eastAsia"/>
+        </w:rPr>
+      </w:pPr>
     </w:p>
     <w:p>
       <w:pPr>
@@ -69,16 +694,48 @@
           <w:sz w:val="24"/>
           <w:szCs w:val="24"/>
         </w:rPr>
-        <w:t>3.</w:t>
-      </w:r>
+        <w:t>主要不足</w:t>
+      </w:r>
+    </w:p>
+    <w:p>
+      <w:pPr>
+        <w:rPr>
+          <w:rFonts w:hint="eastAsia"/>
+        </w:rPr>
+      </w:pPr>
+    </w:p>
+    <w:p>
+      <w:pPr>
+        <w:rPr>
+          <w:rFonts w:hint="eastAsia"/>
+        </w:rPr>
+      </w:pPr>
+    </w:p>
+    <w:p>
+      <w:pPr>
+        <w:pStyle w:val="1"/>
+        <w:rPr>
+          <w:rFonts w:ascii="楷体" w:eastAsia="楷体" w:hAnsi="楷体"/>
+          <w:sz w:val="24"/>
+          <w:szCs w:val="24"/>
+        </w:rPr>
+      </w:pPr>
       <w:r>
         <w:rPr>
           <w:rFonts w:ascii="楷体" w:eastAsia="楷体" w:hAnsi="楷体" w:hint="eastAsia"/>
           <w:sz w:val="24"/>
           <w:szCs w:val="24"/>
         </w:rPr>
-        <w:t>行业情况</w:t>
-      </w:r>
+        <w:t>可比公司估值</w:t>
+      </w:r>
+    </w:p>
+    <w:p/>
+    <w:p>
+      <w:pPr>
+        <w:rPr>
+          <w:rFonts w:hint="eastAsia"/>
+        </w:rPr>
+      </w:pPr>
     </w:p>
     <w:p>
       <w:pPr>
@@ -95,94 +752,22 @@
           <w:sz w:val="24"/>
           <w:szCs w:val="24"/>
         </w:rPr>
-        <w:t>4.</w:t>
-      </w:r>
-      <w:r>
-        <w:rPr>
-          <w:rFonts w:ascii="楷体" w:eastAsia="楷体" w:hAnsi="楷体" w:hint="eastAsia"/>
-          <w:sz w:val="24"/>
-          <w:szCs w:val="24"/>
-        </w:rPr>
-        <w:t>核心两点</w:t>
-      </w:r>
-    </w:p>
-    <w:p>
-      <w:pPr>
-        <w:pStyle w:val="1"/>
-        <w:rPr>
-          <w:rFonts w:ascii="楷体" w:eastAsia="楷体" w:hAnsi="楷体"/>
-          <w:sz w:val="24"/>
-          <w:szCs w:val="24"/>
-        </w:rPr>
-      </w:pPr>
-      <w:r>
-        <w:rPr>
-          <w:rFonts w:ascii="楷体" w:eastAsia="楷体" w:hAnsi="楷体" w:hint="eastAsia"/>
-          <w:sz w:val="24"/>
-          <w:szCs w:val="24"/>
-        </w:rPr>
-        <w:t>5.</w:t>
-      </w:r>
-      <w:r>
-        <w:rPr>
-          <w:rFonts w:ascii="楷体" w:eastAsia="楷体" w:hAnsi="楷体" w:hint="eastAsia"/>
-          <w:sz w:val="24"/>
-          <w:szCs w:val="24"/>
-        </w:rPr>
-        <w:t>主要不足</w:t>
-      </w:r>
-    </w:p>
-    <w:p>
-      <w:pPr>
-        <w:pStyle w:val="1"/>
-        <w:rPr>
-          <w:rFonts w:ascii="楷体" w:eastAsia="楷体" w:hAnsi="楷体"/>
-          <w:sz w:val="24"/>
-          <w:szCs w:val="24"/>
-        </w:rPr>
-      </w:pPr>
-      <w:r>
-        <w:rPr>
-          <w:rFonts w:ascii="楷体" w:eastAsia="楷体" w:hAnsi="楷体" w:hint="eastAsia"/>
-          <w:sz w:val="24"/>
-          <w:szCs w:val="24"/>
-        </w:rPr>
-        <w:t>6.</w:t>
-      </w:r>
-      <w:r>
-        <w:rPr>
-          <w:rFonts w:ascii="楷体" w:eastAsia="楷体" w:hAnsi="楷体" w:hint="eastAsia"/>
-          <w:sz w:val="24"/>
-          <w:szCs w:val="24"/>
-        </w:rPr>
-        <w:t>可比公司估值</w:t>
-      </w:r>
-    </w:p>
-    <w:p>
-      <w:pPr>
-        <w:pStyle w:val="1"/>
-        <w:rPr>
-          <w:rFonts w:ascii="楷体" w:eastAsia="楷体" w:hAnsi="楷体" w:hint="eastAsia"/>
-          <w:sz w:val="24"/>
-          <w:szCs w:val="24"/>
-        </w:rPr>
-      </w:pPr>
-      <w:r>
-        <w:rPr>
-          <w:rFonts w:ascii="楷体" w:eastAsia="楷体" w:hAnsi="楷体" w:hint="eastAsia"/>
-          <w:sz w:val="24"/>
-          <w:szCs w:val="24"/>
-        </w:rPr>
-        <w:t>7.</w:t>
-      </w:r>
-      <w:r>
-        <w:rPr>
-          <w:rFonts w:ascii="楷体" w:eastAsia="楷体" w:hAnsi="楷体" w:hint="eastAsia"/>
-          <w:sz w:val="24"/>
-          <w:szCs w:val="24"/>
-        </w:rPr>
         <w:t>本身估值</w:t>
       </w:r>
+    </w:p>
+    <w:p>
+      <w:pPr>
+        <w:rPr>
+          <w:rFonts w:hint="eastAsia"/>
+        </w:rPr>
+      </w:pPr>
+    </w:p>
+    <w:p>
+      <w:pPr>
+        <w:rPr>
+          <w:rFonts w:hint="eastAsia"/>
+        </w:rPr>
+      </w:pPr>
     </w:p>
     <w:sectPr>
       <w:pgSz w:w="11906" w:h="16838"/>
@@ -254,6 +839,287 @@
     </w:p>
   </w:footnote>
 </w:footnotes>
+</file>
+
+<file path=word/numbering.xml><?xml version="1.0" encoding="utf-8"?>
+<w:numbering xmlns:wpc="http://schemas.microsoft.com/office/word/2010/wordprocessingCanvas" xmlns:cx="http://schemas.microsoft.com/office/drawing/2014/chartex" xmlns:cx1="http://schemas.microsoft.com/office/drawing/2015/9/8/chartex" xmlns:cx2="http://schemas.microsoft.com/office/drawing/2015/10/21/chartex" xmlns:cx3="http://schemas.microsoft.com/office/drawing/2016/5/9/chartex" xmlns:cx4="http://schemas.microsoft.com/office/drawing/2016/5/10/chartex" xmlns:cx5="http://schemas.microsoft.com/office/drawing/2016/5/11/chartex" xmlns:cx6="http://schemas.microsoft.com/office/drawing/2016/5/12/chartex" xmlns:cx7="http://schemas.microsoft.com/office/drawing/2016/5/13/chartex" xmlns:cx8="http://schemas.microsoft.com/office/drawing/2016/5/14/chartex" xmlns:mc="http://schemas.openxmlformats.org/markup-compatibility/2006" xmlns:aink="http://schemas.microsoft.com/office/drawing/2016/ink" xmlns:am3d="http://schemas.microsoft.com/office/drawing/2017/model3d" xmlns:o="urn:schemas-microsoft-com:office:office" xmlns:oel="http://schemas.microsoft.com/office/2019/extlst" xmlns:r="http://schemas.openxmlformats.org/officeDocument/2006/relationships" xmlns:m="http://schemas.openxmlformats.org/officeDocument/2006/math" xmlns:v="urn:schemas-microsoft-com:vml" xmlns:wp14="http://schemas.microsoft.com/office/word/2010/wordprocessingDrawing" xmlns:wp="http://schemas.openxmlformats.org/drawingml/2006/wordprocessingDrawing" xmlns:w10="urn:schemas-microsoft-com:office:word" xmlns:w="http://schemas.openxmlformats.org/wordprocessingml/2006/main" xmlns:w14="http://schemas.microsoft.com/office/word/2010/wordml" xmlns:w15="http://schemas.microsoft.com/office/word/2012/wordml" xmlns:w16cex="http://schemas.microsoft.com/office/word/2018/wordml/cex" xmlns:w16cid="http://schemas.microsoft.com/office/word/2016/wordml/cid" xmlns:w16="http://schemas.microsoft.com/office/word/2018/wordml" xmlns:w16du="http://schemas.microsoft.com/office/word/2023/wordml/word16du" xmlns:w16sdtdh="http://schemas.microsoft.com/office/word/2020/wordml/sdtdatahash" xmlns:w16sdtfl="http://schemas.microsoft.com/office/word/2024/wordml/sdtformatlock" xmlns:w16se="http://schemas.microsoft.com/office/word/2015/wordml/symex" xmlns:wpg="http://schemas.microsoft.com/office/word/2010/wordprocessingGroup" xmlns:wpi="http://schemas.microsoft.com/office/word/2010/wordprocessingInk" xmlns:wne="http://schemas.microsoft.com/office/word/2006/wordml" xmlns:wps="http://schemas.microsoft.com/office/word/2010/wordprocessingShape" mc:Ignorable="w14 w15 w16se w16cid w16 w16cex w16sdtdh w16sdtfl w16du wp14">
+  <w:abstractNum w:abstractNumId="0" w15:restartNumberingAfterBreak="0">
+    <w:nsid w:val="40F64EF1"/>
+    <w:multiLevelType w:val="hybridMultilevel"/>
+    <w:tmpl w:val="437A0672"/>
+    <w:lvl w:ilvl="0" w:tplc="6F8A754C">
+      <w:start w:val="1"/>
+      <w:numFmt w:val="decimal"/>
+      <w:lvlText w:val="%1."/>
+      <w:lvlJc w:val="left"/>
+      <w:pPr>
+        <w:ind w:left="360" w:hanging="360"/>
+      </w:pPr>
+      <w:rPr>
+        <w:rFonts w:hint="default"/>
+      </w:rPr>
+    </w:lvl>
+    <w:lvl w:ilvl="1" w:tplc="04090019" w:tentative="1">
+      <w:start w:val="1"/>
+      <w:numFmt w:val="lowerLetter"/>
+      <w:lvlText w:val="%2)"/>
+      <w:lvlJc w:val="left"/>
+      <w:pPr>
+        <w:ind w:left="880" w:hanging="440"/>
+      </w:pPr>
+    </w:lvl>
+    <w:lvl w:ilvl="2" w:tplc="0409001B" w:tentative="1">
+      <w:start w:val="1"/>
+      <w:numFmt w:val="lowerRoman"/>
+      <w:lvlText w:val="%3."/>
+      <w:lvlJc w:val="right"/>
+      <w:pPr>
+        <w:ind w:left="1320" w:hanging="440"/>
+      </w:pPr>
+    </w:lvl>
+    <w:lvl w:ilvl="3" w:tplc="0409000F" w:tentative="1">
+      <w:start w:val="1"/>
+      <w:numFmt w:val="decimal"/>
+      <w:lvlText w:val="%4."/>
+      <w:lvlJc w:val="left"/>
+      <w:pPr>
+        <w:ind w:left="1760" w:hanging="440"/>
+      </w:pPr>
+    </w:lvl>
+    <w:lvl w:ilvl="4" w:tplc="04090019" w:tentative="1">
+      <w:start w:val="1"/>
+      <w:numFmt w:val="lowerLetter"/>
+      <w:lvlText w:val="%5)"/>
+      <w:lvlJc w:val="left"/>
+      <w:pPr>
+        <w:ind w:left="2200" w:hanging="440"/>
+      </w:pPr>
+    </w:lvl>
+    <w:lvl w:ilvl="5" w:tplc="0409001B" w:tentative="1">
+      <w:start w:val="1"/>
+      <w:numFmt w:val="lowerRoman"/>
+      <w:lvlText w:val="%6."/>
+      <w:lvlJc w:val="right"/>
+      <w:pPr>
+        <w:ind w:left="2640" w:hanging="440"/>
+      </w:pPr>
+    </w:lvl>
+    <w:lvl w:ilvl="6" w:tplc="0409000F" w:tentative="1">
+      <w:start w:val="1"/>
+      <w:numFmt w:val="decimal"/>
+      <w:lvlText w:val="%7."/>
+      <w:lvlJc w:val="left"/>
+      <w:pPr>
+        <w:ind w:left="3080" w:hanging="440"/>
+      </w:pPr>
+    </w:lvl>
+    <w:lvl w:ilvl="7" w:tplc="04090019" w:tentative="1">
+      <w:start w:val="1"/>
+      <w:numFmt w:val="lowerLetter"/>
+      <w:lvlText w:val="%8)"/>
+      <w:lvlJc w:val="left"/>
+      <w:pPr>
+        <w:ind w:left="3520" w:hanging="440"/>
+      </w:pPr>
+    </w:lvl>
+    <w:lvl w:ilvl="8" w:tplc="0409001B" w:tentative="1">
+      <w:start w:val="1"/>
+      <w:numFmt w:val="lowerRoman"/>
+      <w:lvlText w:val="%9."/>
+      <w:lvlJc w:val="right"/>
+      <w:pPr>
+        <w:ind w:left="3960" w:hanging="440"/>
+      </w:pPr>
+    </w:lvl>
+  </w:abstractNum>
+  <w:abstractNum w:abstractNumId="1" w15:restartNumberingAfterBreak="0">
+    <w:nsid w:val="68CD5FE1"/>
+    <w:multiLevelType w:val="hybridMultilevel"/>
+    <w:tmpl w:val="3F0AD078"/>
+    <w:lvl w:ilvl="0" w:tplc="749E480A">
+      <w:start w:val="1"/>
+      <w:numFmt w:val="decimal"/>
+      <w:lvlText w:val="%1."/>
+      <w:lvlJc w:val="left"/>
+      <w:pPr>
+        <w:ind w:left="360" w:hanging="360"/>
+      </w:pPr>
+      <w:rPr>
+        <w:rFonts w:hint="default"/>
+      </w:rPr>
+    </w:lvl>
+    <w:lvl w:ilvl="1" w:tplc="04090019" w:tentative="1">
+      <w:start w:val="1"/>
+      <w:numFmt w:val="lowerLetter"/>
+      <w:lvlText w:val="%2)"/>
+      <w:lvlJc w:val="left"/>
+      <w:pPr>
+        <w:ind w:left="880" w:hanging="440"/>
+      </w:pPr>
+    </w:lvl>
+    <w:lvl w:ilvl="2" w:tplc="0409001B" w:tentative="1">
+      <w:start w:val="1"/>
+      <w:numFmt w:val="lowerRoman"/>
+      <w:lvlText w:val="%3."/>
+      <w:lvlJc w:val="right"/>
+      <w:pPr>
+        <w:ind w:left="1320" w:hanging="440"/>
+      </w:pPr>
+    </w:lvl>
+    <w:lvl w:ilvl="3" w:tplc="0409000F" w:tentative="1">
+      <w:start w:val="1"/>
+      <w:numFmt w:val="decimal"/>
+      <w:lvlText w:val="%4."/>
+      <w:lvlJc w:val="left"/>
+      <w:pPr>
+        <w:ind w:left="1760" w:hanging="440"/>
+      </w:pPr>
+    </w:lvl>
+    <w:lvl w:ilvl="4" w:tplc="04090019" w:tentative="1">
+      <w:start w:val="1"/>
+      <w:numFmt w:val="lowerLetter"/>
+      <w:lvlText w:val="%5)"/>
+      <w:lvlJc w:val="left"/>
+      <w:pPr>
+        <w:ind w:left="2200" w:hanging="440"/>
+      </w:pPr>
+    </w:lvl>
+    <w:lvl w:ilvl="5" w:tplc="0409001B" w:tentative="1">
+      <w:start w:val="1"/>
+      <w:numFmt w:val="lowerRoman"/>
+      <w:lvlText w:val="%6."/>
+      <w:lvlJc w:val="right"/>
+      <w:pPr>
+        <w:ind w:left="2640" w:hanging="440"/>
+      </w:pPr>
+    </w:lvl>
+    <w:lvl w:ilvl="6" w:tplc="0409000F" w:tentative="1">
+      <w:start w:val="1"/>
+      <w:numFmt w:val="decimal"/>
+      <w:lvlText w:val="%7."/>
+      <w:lvlJc w:val="left"/>
+      <w:pPr>
+        <w:ind w:left="3080" w:hanging="440"/>
+      </w:pPr>
+    </w:lvl>
+    <w:lvl w:ilvl="7" w:tplc="04090019" w:tentative="1">
+      <w:start w:val="1"/>
+      <w:numFmt w:val="lowerLetter"/>
+      <w:lvlText w:val="%8)"/>
+      <w:lvlJc w:val="left"/>
+      <w:pPr>
+        <w:ind w:left="3520" w:hanging="440"/>
+      </w:pPr>
+    </w:lvl>
+    <w:lvl w:ilvl="8" w:tplc="0409001B" w:tentative="1">
+      <w:start w:val="1"/>
+      <w:numFmt w:val="lowerRoman"/>
+      <w:lvlText w:val="%9."/>
+      <w:lvlJc w:val="right"/>
+      <w:pPr>
+        <w:ind w:left="3960" w:hanging="440"/>
+      </w:pPr>
+    </w:lvl>
+  </w:abstractNum>
+  <w:abstractNum w:abstractNumId="2" w15:restartNumberingAfterBreak="0">
+    <w:nsid w:val="791C0580"/>
+    <w:multiLevelType w:val="hybridMultilevel"/>
+    <w:tmpl w:val="147C5FEA"/>
+    <w:lvl w:ilvl="0" w:tplc="248EE68C">
+      <w:start w:val="1"/>
+      <w:numFmt w:val="decimal"/>
+      <w:lvlText w:val="%1."/>
+      <w:lvlJc w:val="left"/>
+      <w:pPr>
+        <w:ind w:left="360" w:hanging="360"/>
+      </w:pPr>
+      <w:rPr>
+        <w:rFonts w:hint="default"/>
+      </w:rPr>
+    </w:lvl>
+    <w:lvl w:ilvl="1" w:tplc="04090019" w:tentative="1">
+      <w:start w:val="1"/>
+      <w:numFmt w:val="lowerLetter"/>
+      <w:lvlText w:val="%2)"/>
+      <w:lvlJc w:val="left"/>
+      <w:pPr>
+        <w:ind w:left="880" w:hanging="440"/>
+      </w:pPr>
+    </w:lvl>
+    <w:lvl w:ilvl="2" w:tplc="0409001B" w:tentative="1">
+      <w:start w:val="1"/>
+      <w:numFmt w:val="lowerRoman"/>
+      <w:lvlText w:val="%3."/>
+      <w:lvlJc w:val="right"/>
+      <w:pPr>
+        <w:ind w:left="1320" w:hanging="440"/>
+      </w:pPr>
+    </w:lvl>
+    <w:lvl w:ilvl="3" w:tplc="0409000F" w:tentative="1">
+      <w:start w:val="1"/>
+      <w:numFmt w:val="decimal"/>
+      <w:lvlText w:val="%4."/>
+      <w:lvlJc w:val="left"/>
+      <w:pPr>
+        <w:ind w:left="1760" w:hanging="440"/>
+      </w:pPr>
+    </w:lvl>
+    <w:lvl w:ilvl="4" w:tplc="04090019" w:tentative="1">
+      <w:start w:val="1"/>
+      <w:numFmt w:val="lowerLetter"/>
+      <w:lvlText w:val="%5)"/>
+      <w:lvlJc w:val="left"/>
+      <w:pPr>
+        <w:ind w:left="2200" w:hanging="440"/>
+      </w:pPr>
+    </w:lvl>
+    <w:lvl w:ilvl="5" w:tplc="0409001B" w:tentative="1">
+      <w:start w:val="1"/>
+      <w:numFmt w:val="lowerRoman"/>
+      <w:lvlText w:val="%6."/>
+      <w:lvlJc w:val="right"/>
+      <w:pPr>
+        <w:ind w:left="2640" w:hanging="440"/>
+      </w:pPr>
+    </w:lvl>
+    <w:lvl w:ilvl="6" w:tplc="0409000F" w:tentative="1">
+      <w:start w:val="1"/>
+      <w:numFmt w:val="decimal"/>
+      <w:lvlText w:val="%7."/>
+      <w:lvlJc w:val="left"/>
+      <w:pPr>
+        <w:ind w:left="3080" w:hanging="440"/>
+      </w:pPr>
+    </w:lvl>
+    <w:lvl w:ilvl="7" w:tplc="04090019" w:tentative="1">
+      <w:start w:val="1"/>
+      <w:numFmt w:val="lowerLetter"/>
+      <w:lvlText w:val="%8)"/>
+      <w:lvlJc w:val="left"/>
+      <w:pPr>
+        <w:ind w:left="3520" w:hanging="440"/>
+      </w:pPr>
+    </w:lvl>
+    <w:lvl w:ilvl="8" w:tplc="0409001B" w:tentative="1">
+      <w:start w:val="1"/>
+      <w:numFmt w:val="lowerRoman"/>
+      <w:lvlText w:val="%9."/>
+      <w:lvlJc w:val="right"/>
+      <w:pPr>
+        <w:ind w:left="3960" w:hanging="440"/>
+      </w:pPr>
+    </w:lvl>
+  </w:abstractNum>
+  <w:num w:numId="1" w16cid:durableId="819078187">
+    <w:abstractNumId w:val="0"/>
+  </w:num>
+  <w:num w:numId="2" w16cid:durableId="1232278947">
+    <w:abstractNumId w:val="1"/>
+  </w:num>
+  <w:num w:numId="3" w16cid:durableId="1440300589">
+    <w:abstractNumId w:val="2"/>
+  </w:num>
+</w:numbering>
 </file>
 
 <file path=word/styles.xml><?xml version="1.0" encoding="utf-8"?>
